--- a/docs/OE3/Solucion_OE3_Anexo_G_Slice_4.docx
+++ b/docs/OE3/Solucion_OE3_Anexo_G_Slice_4.docx
@@ -1015,10 +1015,7 @@
         <w:t>ReportContent.asset</w:t>
       </w:r>
       <w:r>
-        <w:t xml:space="preserve"> y sus pruebas. Hay notas fechadas en la tabla de abajo, en §1, §2, §3 (decisión 5), §4 (Fase 4), §6 y §8. El detalle está en el «Anexo — lo que cambió después del cierre (25/09/2026)»: el commit y su tarjeta, los dos diálogos d</w:t>
-      </w:r>
-      <w:r>
-        <w:t xml:space="preserve">e borrado, la tipografía de </w:t>
+        <w:t xml:space="preserve"> y sus pruebas. Hay notas fechadas en la tabla de abajo, en 1, 2, 3 (decisión 5), 4 (Fase 4), 6 y 8. El detalle está en el «Anexo — lo que cambió después del cierre (25/09/2026)»: el commit y su tarjeta, los dos diálogos de borrado, la tipografía de </w:t>
       </w:r>
       <w:r>
         <w:rPr>
@@ -1523,82 +1520,74 @@
                 <w:iCs/>
                 <w:sz w:val="18"/>
               </w:rPr>
-              <w:t xml:space="preserve"> </w:t>
-            </w:r>
-            <w:r>
-              <w:rPr>
+              <w:t xml:space="preserve"> suma 114 archivos —57 nuevos y 57 modificados— con 10 310 inserciones y 69 borrados. Incluye este documento, </w:t>
+            </w:r>
+            <w:r>
+              <w:rPr>
+                <w:rStyle w:val="CdigoenlneaOE3"/>
                 <w:i/>
                 <w:iCs/>
                 <w:sz w:val="18"/>
               </w:rPr>
-              <w:t xml:space="preserve">suma 114 archivos —57 nuevos y 57 modificados— con 10 310 inserciones y 69 borrados. Incluye este documento, </w:t>
-            </w:r>
-            <w:r>
-              <w:rPr>
-                <w:rStyle w:val="CdigoenlneaOE3"/>
+              <w:t>todo.md</w:t>
+            </w:r>
+            <w:r>
+              <w:rPr>
                 <w:i/>
                 <w:iCs/>
                 <w:sz w:val="18"/>
               </w:rPr>
-              <w:t>todo.md</w:t>
-            </w:r>
-            <w:r>
-              <w:rPr>
+              <w:t xml:space="preserve"> y también los 44 </w:t>
+            </w:r>
+            <w:r>
+              <w:rPr>
+                <w:rStyle w:val="CdigoenlneaOE3"/>
                 <w:i/>
                 <w:iCs/>
                 <w:sz w:val="18"/>
               </w:rPr>
-              <w:t xml:space="preserve"> y también los 44 </w:t>
-            </w:r>
-            <w:r>
-              <w:rPr>
-                <w:rStyle w:val="CdigoenlneaOE3"/>
+              <w:t>.meta</w:t>
+            </w:r>
+            <w:r>
+              <w:rPr>
                 <w:i/>
                 <w:iCs/>
                 <w:sz w:val="18"/>
               </w:rPr>
-              <w:t>.meta</w:t>
-            </w:r>
-            <w:r>
-              <w:rPr>
+              <w:t xml:space="preserve"> de </w:t>
+            </w:r>
+            <w:r>
+              <w:rPr>
+                <w:rStyle w:val="CdigoenlneaOE3"/>
                 <w:i/>
                 <w:iCs/>
                 <w:sz w:val="18"/>
               </w:rPr>
-              <w:t xml:space="preserve"> de </w:t>
-            </w:r>
-            <w:r>
-              <w:rPr>
-                <w:rStyle w:val="CdigoenlneaOE3"/>
+              <w:t>Assets/Game/Art/</w:t>
+            </w:r>
+            <w:r>
+              <w:rPr>
                 <w:i/>
                 <w:iCs/>
                 <w:sz w:val="18"/>
               </w:rPr>
-              <w:t>Assets/Game/Art/</w:t>
-            </w:r>
-            <w:r>
-              <w:rPr>
+              <w:t xml:space="preserve">, cada uno con un bloque de plataforma </w:t>
+            </w:r>
+            <w:r>
+              <w:rPr>
+                <w:rStyle w:val="CdigoenlneaOE3"/>
                 <w:i/>
                 <w:iCs/>
                 <w:sz w:val="18"/>
               </w:rPr>
-              <w:t xml:space="preserve">, cada uno con un bloque de plataforma </w:t>
-            </w:r>
-            <w:r>
-              <w:rPr>
-                <w:rStyle w:val="CdigoenlneaOE3"/>
+              <w:t>WebGL</w:t>
+            </w:r>
+            <w:r>
+              <w:rPr>
                 <w:i/>
                 <w:iCs/>
                 <w:sz w:val="18"/>
               </w:rPr>
-              <w:t>WebGL</w:t>
-            </w:r>
-            <w:r>
-              <w:rPr>
-                <w:i/>
-                <w:iCs/>
-                <w:sz w:val="18"/>
-              </w:rPr>
               <w:t xml:space="preserve"> añadido; ver A.1.)</w:t>
             </w:r>
           </w:p>
@@ -1624,7 +1613,6 @@
                 <w:bCs/>
                 <w:sz w:val="18"/>
               </w:rPr>
-              <w:lastRenderedPageBreak/>
               <w:t>Código del módulo</w:t>
             </w:r>
           </w:p>
@@ -2003,6 +1991,7 @@
       </w:pPr>
       <w:bookmarkStart w:id="1" w:name="_Toc241276686"/>
       <w:r>
+        <w:lastRenderedPageBreak/>
         <w:t>1. Alcance: qué cierra este slice</w:t>
       </w:r>
       <w:bookmarkEnd w:id="1"/>
@@ -2031,7 +2020,7 @@
         <w:t>los 47 RF del proyecto quedan implementados</w:t>
       </w:r>
       <w:r>
-        <w:t xml:space="preserve"> — no solo los 45 de prioridad Alta: RF-06 y RF-21, que este mismo slice podía declarar fuera, ya estaban implementados desde slices anteriores (§4, Fase 4).</w:t>
+        <w:t xml:space="preserve"> — no solo los 45 de prioridad Alta: RF-06 y RF-21, que este mismo slice podía declarar fuera, ya estaban implementados desde slices anteriores (4, Fase 4).</w:t>
       </w:r>
     </w:p>
     <w:tbl>
@@ -2560,24 +2549,17 @@
         <w:t>Game.Reporting</w:t>
       </w:r>
       <w:r>
-        <w:t xml:space="preserve">), RNF-09 (lista </w:t>
-      </w:r>
-      <w:r>
-        <w:lastRenderedPageBreak/>
-        <w:t xml:space="preserve">cerrada del JSON con un perfil de los tres niveles), CP-03 (barrido de cifras sobre once tipos de contenido </w:t>
+        <w:t xml:space="preserve">), RNF-09 (lista cerrada del JSON con un perfil de los tres niveles), CP-03 (barrido de cifras sobre once tipos de contenido </w:t>
       </w:r>
       <w:r>
         <w:rPr>
           <w:i/>
           <w:iCs/>
         </w:rPr>
-        <w:t>(corrección del 25/09/2026: son diez; ver §4, Fase 4)</w:t>
-      </w:r>
-      <w:r>
-        <w:t>), RNF-19/RNF-20 sobre la tabla del informe, RNF-02 (el mapa de controles del proyecto, corregido en la escena nueva — ha</w:t>
-      </w:r>
-      <w:r>
-        <w:t>llazgo real, §5).</w:t>
+        <w:t>(corrección del 25/09/2026: son diez; ver 4, Fase 4)</w:t>
+      </w:r>
+      <w:r>
+        <w:t>), RNF-19/RNF-20 sobre la tabla del informe, RNF-02 (el mapa de controles del proyecto, corregido en la escena nueva — hallazgo real, 5).</w:t>
       </w:r>
     </w:p>
     <w:p>
@@ -2767,6 +2749,7 @@
           <w:b/>
           <w:bCs/>
         </w:rPr>
+        <w:lastRenderedPageBreak/>
         <w:t>Game.Reporting</w:t>
       </w:r>
       <w:r>
@@ -2881,10 +2864,7 @@
         <w:t>Game.Reporting</w:t>
       </w:r>
       <w:r>
-        <w:t xml:space="preserve"> </w:t>
-      </w:r>
-      <w:r>
-        <w:t xml:space="preserve">se queda puro dato/lógica, sin </w:t>
+        <w:t xml:space="preserve"> se queda puro dato/lógica, sin </w:t>
       </w:r>
       <w:r>
         <w:rPr>
@@ -3044,7 +3024,6 @@
           <w:i/>
           <w:iCs/>
         </w:rPr>
-        <w:lastRenderedPageBreak/>
         <w:t>ui_alerta</w:t>
       </w:r>
       <w:r>
@@ -3127,14 +3106,7 @@
           <w:i/>
           <w:iCs/>
         </w:rPr>
-        <w:t>); el panel del</w:t>
-      </w:r>
-      <w:r>
-        <w:rPr>
-          <w:i/>
-          <w:iCs/>
-        </w:rPr>
-        <w:t xml:space="preserve"> estudiante en </w:t>
+        <w:t xml:space="preserve">); el panel del estudiante en </w:t>
       </w:r>
       <w:r>
         <w:rPr>
@@ -3327,6 +3299,7 @@
       </w:pPr>
       <w:bookmarkStart w:id="4" w:name="_Toc241276689"/>
       <w:r>
+        <w:lastRenderedPageBreak/>
         <w:t>4. Lo construido, fase por fase</w:t>
       </w:r>
       <w:bookmarkEnd w:id="4"/>
@@ -3496,11 +3469,7 @@
         <w:t>PerformanceIndicators</w:t>
       </w:r>
       <w:r>
-        <w:t xml:space="preserve"> solo tiene los </w:t>
-      </w:r>
-      <w:r>
-        <w:lastRenderedPageBreak/>
-        <w:t xml:space="preserve">cuatro campos de §3.6.1). La escena </w:t>
+        <w:t xml:space="preserve"> solo tiene los cuatro campos de 3.6.1). La escena </w:t>
       </w:r>
       <w:r>
         <w:rPr>
@@ -3524,13 +3493,7 @@
         <w:rPr>
           <w:rStyle w:val="CdigoenlneaOE3"/>
         </w:rPr>
-        <w:t>Game</w:t>
-      </w:r>
-      <w:r>
-        <w:rPr>
-          <w:rStyle w:val="CdigoenlneaOE3"/>
-        </w:rPr>
-        <w:t>FlowRunner</w:t>
+        <w:t>GameFlowRunner</w:t>
       </w:r>
       <w:r>
         <w:t xml:space="preserve"> expone </w:t>
@@ -3594,7 +3557,7 @@
         <w:pStyle w:val="PrimerprrafoOE3"/>
       </w:pPr>
       <w:r>
-        <w:t xml:space="preserve">Sin código de borrado nuevo (decisión 4, §3): </w:t>
+        <w:t xml:space="preserve">Sin código de borrado nuevo (decisión 4, 3): </w:t>
       </w:r>
       <w:r>
         <w:rPr>
@@ -3728,10 +3691,7 @@
         <w:t xml:space="preserve"> quedan fuera a propósito, :29-34; ver A.5)</w:t>
       </w:r>
       <w:r>
-        <w:t xml:space="preserve"> buscando cifras, saltando identificadores técnicos (campos que terminan en «Id») y restando el índice de form</w:t>
-      </w:r>
-      <w:r>
-        <w:t xml:space="preserve">ato </w:t>
+        <w:t xml:space="preserve"> buscando cifras, saltando identificadores técnicos (campos que terminan en «Id») y restando el índice de formato </w:t>
       </w:r>
       <w:r>
         <w:rPr>
@@ -3756,7 +3716,15 @@
           <w:b/>
           <w:bCs/>
         </w:rPr>
-        <w:t>RF-06 y RF-21 —los dos que el slice podía declarar fuera— ya estaban implementados</w:t>
+        <w:t xml:space="preserve">RF-06 y RF-21 —los dos </w:t>
+      </w:r>
+      <w:r>
+        <w:rPr>
+          <w:b/>
+          <w:bCs/>
+        </w:rPr>
+        <w:lastRenderedPageBreak/>
+        <w:t>que el slice podía declarar fuera— ya estaban implementados</w:t>
       </w:r>
       <w:r>
         <w:t xml:space="preserve"> desde slices anteriores (</w:t>
@@ -3936,7 +3904,6 @@
           <w:b/>
           <w:bCs/>
         </w:rPr>
-        <w:lastRenderedPageBreak/>
         <w:t>La escena nueva traía el mapa de controles por defecto del paquete, no el del juego</w:t>
       </w:r>
       <w:r>
@@ -4146,7 +4113,11 @@
         <w:t>Ejecutar pruebas sin refrescar la compilación corre contra el ensamblado viejo</w:t>
       </w:r>
       <w:r>
-        <w:t xml:space="preserve">: tras corregir el hallazgo 5, la primera repetición volvió a fallar exactamente igual porque </w:t>
+        <w:t xml:space="preserve">: tras corregir el hallazgo 5, la primera repetición volvió a fallar exactamente igual </w:t>
+      </w:r>
+      <w:r>
+        <w:lastRenderedPageBreak/>
+        <w:t xml:space="preserve">porque </w:t>
       </w:r>
       <w:r>
         <w:rPr>
@@ -4224,7 +4195,7 @@
         <w:t>gemini</w:t>
       </w:r>
       <w:r>
-        <w:t>): no hay credenciales activas en este equipo. Es una causa de infraestructura, no de código — no se puede arreglar desde aquí (decisión 7, §3).</w:t>
+        <w:t>): no hay credenciales activas en este equipo. Es una causa de infraestructura, no de código — no se puede arreglar desde aquí (decisión 7, 3).</w:t>
       </w:r>
     </w:p>
     <w:p>
@@ -4345,7 +4316,6 @@
                 <w:b/>
                 <w:sz w:val="18"/>
               </w:rPr>
-              <w:lastRenderedPageBreak/>
               <w:t>Corrida</w:t>
             </w:r>
           </w:p>
@@ -5692,6 +5662,7 @@
                 <w:rStyle w:val="CdigoenlneaOE3"/>
                 <w:sz w:val="18"/>
               </w:rPr>
+              <w:lastRenderedPageBreak/>
               <w:t>SaveStoreTests</w:t>
             </w:r>
             <w:r>
@@ -5859,7 +5830,6 @@
     </w:p>
     <w:p>
       <w:r>
-        <w:lastRenderedPageBreak/>
         <w:pict w14:anchorId="41883EA1">
           <v:rect id="_x0000_i1031" style="width:0;height:1.5pt" o:hralign="center" o:hrstd="t" o:hr="t"/>
         </w:pict>
@@ -5889,10 +5859,7 @@
         <w:t>Assets/Game/Scripts/Runtime/Reporting/</w:t>
       </w:r>
       <w:r>
-        <w:t xml:space="preserve"> </w:t>
-      </w:r>
-      <w:r>
-        <w:t>— el módulo nuevo (6 archivos, 248 líneas)</w:t>
+        <w:t xml:space="preserve"> — el módulo nuevo (6 archivos, 248 líneas)</w:t>
       </w:r>
     </w:p>
     <w:tbl>
@@ -6061,7 +6028,7 @@
               <w:rPr>
                 <w:sz w:val="18"/>
               </w:rPr>
-              <w:t>Agrega los indicadores de un perfil por nivel y por fase; no calcula ningún agregado fuera de §3.6.1</w:t>
+              <w:t>Agrega los indicadores de un perfil por nivel y por fase; no calcula ningún agregado fuera de 3.6.1</w:t>
             </w:r>
           </w:p>
         </w:tc>
@@ -6242,10 +6209,7 @@
         <w:t>Assets/Game/Scripts/Runtime/UI/</w:t>
       </w:r>
       <w:r>
-        <w:t xml:space="preserve"> </w:t>
-      </w:r>
-      <w:r>
-        <w:t>— controladores de pantalla nuevos (3 archivos, 314 líneas)</w:t>
+        <w:t xml:space="preserve"> — controladores de pantalla nuevos (3 archivos, 314 líneas)</w:t>
       </w:r>
     </w:p>
     <w:tbl>
@@ -6631,7 +6595,7 @@
         <w:t>MainMenuTests</w:t>
       </w:r>
       <w:r>
-        <w:t xml:space="preserve"> de §6. </w:t>
+        <w:t xml:space="preserve"> de 6. </w:t>
       </w:r>
       <w:r>
         <w:rPr>
@@ -6649,10 +6613,7 @@
         <w:t>EraseDialogTests.cs</w:t>
       </w:r>
       <w:r>
-        <w:t xml:space="preserve"> (nuevos, 387 líneas) — cada uno con </w:t>
-      </w:r>
-      <w:r>
-        <w:t xml:space="preserve">su propio </w:t>
+        <w:t xml:space="preserve"> (nuevos, 387 líneas) — cada uno con su propio </w:t>
       </w:r>
       <w:r>
         <w:rPr>
@@ -6833,7 +6794,7 @@
         <w:t>CreditsContent.asset</w:t>
       </w:r>
       <w:r>
-        <w:t xml:space="preserve"> porque no es autoría final (§3, decisión 7). D2 y D3 no generaron archivo (§3, decisión 8).</w:t>
+        <w:t xml:space="preserve"> porque no es autoría final (3, decisión 7). D2 y D3 no generaron archivo (3, decisión 8).</w:t>
       </w:r>
     </w:p>
     <w:p>
@@ -7134,7 +7095,7 @@
         </w:numPr>
       </w:pPr>
       <w:r>
-        <w:t xml:space="preserve">Repetir la corrida de PlayMode completa del proyecto y declarar su resultado (§6) — quedó lanzada pero sin esperar, porque no tocaba nada de </w:t>
+        <w:t xml:space="preserve">Repetir la corrida de PlayMode completa del proyecto y declarar su resultado (6) — quedó lanzada pero sin esperar, porque no tocaba nada de </w:t>
       </w:r>
       <w:r>
         <w:rPr>
@@ -7166,48 +7127,55 @@
           <w:b/>
           <w:bCs/>
         </w:rPr>
-        <w:lastRenderedPageBreak/>
         <w:t>Revisar y confirmar el mensaje de commit</w:t>
       </w:r>
       <w:r>
-        <w:t xml:space="preserve"> (ya redactado, sin tarjeta de Kanban asociada — §2) y decidir si se commitea como un solo commit o se divide. </w:t>
+        <w:t xml:space="preserve"> (ya redactado, sin tarjeta de Kanban asociada — 2) y decidir si se commitea como un solo commit o se divide. </w:t>
       </w:r>
       <w:r>
         <w:rPr>
           <w:i/>
           <w:iCs/>
         </w:rPr>
-        <w:t xml:space="preserve">(Resuelto; nota del 25/09/2026: el 24/09/2026 entró como un solo commit, </w:t>
-      </w:r>
-      <w:r>
-        <w:rPr>
-          <w:rStyle w:val="CdigoenlneaOE3"/>
+        <w:t xml:space="preserve">(Resuelto; </w:t>
+      </w:r>
+      <w:r>
+        <w:rPr>
           <w:i/>
           <w:iCs/>
         </w:rPr>
-        <w:t>9c34924</w:t>
-      </w:r>
-      <w:r>
-        <w:rPr>
+        <w:lastRenderedPageBreak/>
+        <w:t xml:space="preserve">nota del 25/09/2026: el 24/09/2026 entró como un solo commit, </w:t>
+      </w:r>
+      <w:r>
+        <w:rPr>
+          <w:rStyle w:val="CdigoenlneaOE3"/>
           <w:i/>
           <w:iCs/>
         </w:rPr>
-        <w:t xml:space="preserve">, fusionado con el PR #85. La tarjeta es </w:t>
-      </w:r>
-      <w:r>
-        <w:rPr>
-          <w:rStyle w:val="CdigoenlneaOE3"/>
+        <w:t>9c34924</w:t>
+      </w:r>
+      <w:r>
+        <w:rPr>
           <w:i/>
           <w:iCs/>
         </w:rPr>
-        <w:t>D08-1</w:t>
-      </w:r>
-      <w:r>
-        <w:rPr>
+        <w:t xml:space="preserve">, fusionado con el PR #85. La tarjeta es </w:t>
+      </w:r>
+      <w:r>
+        <w:rPr>
+          <w:rStyle w:val="CdigoenlneaOE3"/>
           <w:i/>
           <w:iCs/>
         </w:rPr>
-        <w:t>; ver §2 y A.1.)</w:t>
+        <w:t>D08-1</w:t>
+      </w:r>
+      <w:r>
+        <w:rPr>
+          <w:i/>
+          <w:iCs/>
+        </w:rPr>
+        <w:t>; ver 2 y A.1.)</w:t>
       </w:r>
     </w:p>
     <w:p>
@@ -7352,13 +7320,7 @@
         <w:rPr>
           <w:rStyle w:val="CdigoenlneaOE3"/>
         </w:rPr>
-        <w:t># Con el Editor abierto, vía Rider (no exige cerrarlo</w:t>
-      </w:r>
-      <w:r>
-        <w:rPr>
-          <w:rStyle w:val="CdigoenlneaOE3"/>
-        </w:rPr>
-        <w:t>)</w:t>
+        <w:t># Con el Editor abierto, vía Rider (no exige cerrarlo)</w:t>
       </w:r>
       <w:r>
         <w:br/>
@@ -7411,7 +7373,7 @@
         <w:t>get_unity_compilation_result</w:t>
       </w:r>
       <w:r>
-        <w:t xml:space="preserve"> (hallazgo 6, §5) — si no, la corrida usa el ensamblado de antes del cambio.</w:t>
+        <w:t xml:space="preserve"> (hallazgo 6, 5) — si no, la corrida usa el ensamblado de antes del cambio.</w:t>
       </w:r>
     </w:p>
     <w:p>
@@ -7679,13 +7641,7 @@
               <w:rPr>
                 <w:sz w:val="18"/>
               </w:rPr>
-              <w:t xml:space="preserve"> </w:t>
-            </w:r>
-            <w:r>
-              <w:rPr>
-                <w:sz w:val="18"/>
-              </w:rPr>
-              <w:t>(24/09/2026 13:54)</w:t>
+              <w:t xml:space="preserve"> (24/09/2026 13:54)</w:t>
             </w:r>
           </w:p>
         </w:tc>
@@ -7757,14 +7713,7 @@
               <w:rPr>
                 <w:sz w:val="18"/>
               </w:rPr>
-              <w:t xml:space="preserve"> </w:t>
-            </w:r>
-            <w:r>
-              <w:rPr>
-                <w:sz w:val="18"/>
-              </w:rPr>
-              <w:lastRenderedPageBreak/>
-              <w:t xml:space="preserve">de </w:t>
+              <w:t xml:space="preserve"> de </w:t>
             </w:r>
             <w:r>
               <w:rPr>
@@ -7828,7 +7777,6 @@
                 <w:bCs/>
                 <w:sz w:val="18"/>
               </w:rPr>
-              <w:lastRenderedPageBreak/>
               <w:t>Tarjeta</w:t>
             </w:r>
           </w:p>
@@ -7882,6 +7830,7 @@
                 <w:bCs/>
                 <w:sz w:val="18"/>
               </w:rPr>
+              <w:lastRenderedPageBreak/>
               <w:t>Cambios posteriores</w:t>
             </w:r>
           </w:p>
@@ -8108,10 +8057,7 @@
         <w:t>SaveStore.Delete</w:t>
       </w:r>
       <w:r>
-        <w:t xml:space="preserve"> </w:t>
-      </w:r>
-      <w:r>
-        <w:t>en las dos rutas y, si el perfil borrado era el activo, deja de tenerlo como activo. Lo que cambia es la pantalla:</w:t>
+        <w:t xml:space="preserve"> en las dos rutas y, si el perfil borrado era el activo, deja de tenerlo como activo. Lo que cambia es la pantalla:</w:t>
       </w:r>
     </w:p>
     <w:tbl>
@@ -8895,7 +8841,6 @@
         <w:pStyle w:val="Ttulo3"/>
       </w:pPr>
       <w:r>
-        <w:lastRenderedPageBreak/>
         <w:t xml:space="preserve">A.3 Tipografía de </w:t>
       </w:r>
       <w:r>
@@ -8946,10 +8891,7 @@
         <w:t>Assets/Game/Art/Fonts/</w:t>
       </w:r>
       <w:r>
-        <w:t xml:space="preserve"> </w:t>
-      </w:r>
-      <w:r>
-        <w:t xml:space="preserve">(Baloo 2 y Nunito, que entraron con </w:t>
+        <w:t xml:space="preserve"> (Baloo 2 y Nunito, que entraron con </w:t>
       </w:r>
       <w:r>
         <w:rPr>
@@ -9037,6 +8979,7 @@
         <w:rPr>
           <w:rStyle w:val="CdigoenlneaOE3"/>
         </w:rPr>
+        <w:lastRenderedPageBreak/>
         <w:t>TeacherReport.unity</w:t>
       </w:r>
       <w:r>
@@ -9313,7 +9256,7 @@
         <w:pStyle w:val="Ttulo3"/>
       </w:pPr>
       <w:r>
-        <w:t>A.6 Pendientes que se suman a §8</w:t>
+        <w:t>A.6 Pendientes que se suman a 8</w:t>
       </w:r>
     </w:p>
     <w:p>
@@ -9373,10 +9316,7 @@
         <w:t>TeacherReport</w:t>
       </w:r>
       <w:r>
-        <w:t xml:space="preserve"> </w:t>
-      </w:r>
-      <w:r>
-        <w:t>se cambian por botones de desplazamiento o si se deja escrita la excepción (A.4).</w:t>
+        <w:t xml:space="preserve"> se cambian por botones de desplazamiento o si se deja escrita la excepción (A.4).</w:t>
       </w:r>
     </w:p>
     <w:p>
@@ -9431,7 +9371,6 @@
           <w:b/>
           <w:bCs/>
         </w:rPr>
-        <w:lastRenderedPageBreak/>
         <w:t>Conteo estático.</w:t>
       </w:r>
       <w:r>
@@ -10599,6 +10538,7 @@
                 <w:rStyle w:val="CdigoenlneaOE3"/>
                 <w:sz w:val="18"/>
               </w:rPr>
+              <w:lastRenderedPageBreak/>
               <w:t>Game.Levels.Wheel.Tests</w:t>
             </w:r>
           </w:p>
@@ -11179,10 +11119,7 @@
         <w:t>9c34924</w:t>
       </w:r>
       <w:r>
-        <w:t xml:space="preserve"> </w:t>
-      </w:r>
-      <w:r>
-        <w:t xml:space="preserve">da 294 métodos y 322 casos en EditMode (los 321 superados de §6 más el omitido) y 209 métodos y 225 casos en PlayMode. Entre los dos commits, las pruebas las tocaron </w:t>
+        <w:t xml:space="preserve"> da 294 métodos y 322 casos en EditMode (los 321 superados de 6 más el omitido) y 209 métodos y 225 casos en PlayMode. Entre los dos commits, las pruebas las tocaron </w:t>
       </w:r>
       <w:r>
         <w:rPr>
@@ -11734,11 +11671,7 @@
         <w:t>:</w:t>
       </w:r>
       <w:r>
-        <w:t xml:space="preserve"> 2 831 MB reservados, medidos en el Editor. No mide el nivel sino la sesión: ese mismo día, el </w:t>
-      </w:r>
-      <w:r>
-        <w:lastRenderedPageBreak/>
-        <w:t xml:space="preserve">Editor en modo edición y </w:t>
+        <w:t xml:space="preserve"> 2 831 MB reservados, medidos en el Editor. No mide el nivel sino la sesión: ese mismo día, el Editor en modo edición y </w:t>
       </w:r>
       <w:r>
         <w:rPr>
@@ -11842,7 +11775,7 @@
         <w:t>Cómo se corrió.</w:t>
       </w:r>
       <w:r>
-        <w:t xml:space="preserve"> Con el tercer camino de CLAUDE.md §Comandos: un script </w:t>
+        <w:t xml:space="preserve"> Con el tercer camino de CLAUDE.md Comandos: un script </w:t>
       </w:r>
       <w:r>
         <w:rPr>
